--- a/HITO/Hito_LM_3T_Pablo_Martin_Tomasi.docx
+++ b/HITO/Hito_LM_3T_Pablo_Martin_Tomasi.docx
@@ -1,6 +1,6 @@
 
 <file path=word/document.xml><?xml version="1.0" encoding="utf-8"?>
-<w:document xmlns:wpc="http://schemas.microsoft.com/office/word/2010/wordprocessingCanvas" xmlns:cx="http://schemas.microsoft.com/office/drawing/2014/chartex" xmlns:mc="http://schemas.openxmlformats.org/markup-compatibility/2006" xmlns:o="urn:schemas-microsoft-com:office:office" xmlns:r="http://schemas.openxmlformats.org/officeDocument/2006/relationships" xmlns:m="http://schemas.openxmlformats.org/officeDocument/2006/math" xmlns:v="urn:schemas-microsoft-com:vml" xmlns:wp14="http://schemas.microsoft.com/office/word/2010/wordprocessingDrawing" xmlns:wp="http://schemas.openxmlformats.org/drawingml/2006/wordprocessingDrawing" xmlns:w10="urn:schemas-microsoft-com:office:word" xmlns:w="http://schemas.openxmlformats.org/wordprocessingml/2006/main" xmlns:w14="http://schemas.microsoft.com/office/word/2010/wordml" xmlns:w15="http://schemas.microsoft.com/office/word/2012/wordml" xmlns:w16se="http://schemas.microsoft.com/office/word/2015/wordml/symex" xmlns:wpg="http://schemas.microsoft.com/office/word/2010/wordprocessingGroup" xmlns:wpi="http://schemas.microsoft.com/office/word/2010/wordprocessingInk" xmlns:wne="http://schemas.microsoft.com/office/word/2006/wordml" xmlns:wps="http://schemas.microsoft.com/office/word/2010/wordprocessingShape" mc:Ignorable="w14 w15 w16se wp14">
+<w:document xmlns:wpc="http://schemas.microsoft.com/office/word/2010/wordprocessingCanvas" xmlns:cx="http://schemas.microsoft.com/office/drawing/2014/chartex" xmlns:cx1="http://schemas.microsoft.com/office/drawing/2015/9/8/chartex" xmlns:cx2="http://schemas.microsoft.com/office/drawing/2015/10/21/chartex" xmlns:cx3="http://schemas.microsoft.com/office/drawing/2016/5/9/chartex" xmlns:cx4="http://schemas.microsoft.com/office/drawing/2016/5/10/chartex" xmlns:cx5="http://schemas.microsoft.com/office/drawing/2016/5/11/chartex" xmlns:cx6="http://schemas.microsoft.com/office/drawing/2016/5/12/chartex" xmlns:cx7="http://schemas.microsoft.com/office/drawing/2016/5/13/chartex" xmlns:cx8="http://schemas.microsoft.com/office/drawing/2016/5/14/chartex" xmlns:mc="http://schemas.openxmlformats.org/markup-compatibility/2006" xmlns:aink="http://schemas.microsoft.com/office/drawing/2016/ink" xmlns:am3d="http://schemas.microsoft.com/office/drawing/2017/model3d" xmlns:o="urn:schemas-microsoft-com:office:office" xmlns:oel="http://schemas.microsoft.com/office/2019/extlst" xmlns:r="http://schemas.openxmlformats.org/officeDocument/2006/relationships" xmlns:m="http://schemas.openxmlformats.org/officeDocument/2006/math" xmlns:v="urn:schemas-microsoft-com:vml" xmlns:wp14="http://schemas.microsoft.com/office/word/2010/wordprocessingDrawing" xmlns:wp="http://schemas.openxmlformats.org/drawingml/2006/wordprocessingDrawing" xmlns:w10="urn:schemas-microsoft-com:office:word" xmlns:w="http://schemas.openxmlformats.org/wordprocessingml/2006/main" xmlns:w14="http://schemas.microsoft.com/office/word/2010/wordml" xmlns:w15="http://schemas.microsoft.com/office/word/2012/wordml" xmlns:w16cex="http://schemas.microsoft.com/office/word/2018/wordml/cex" xmlns:w16cid="http://schemas.microsoft.com/office/word/2016/wordml/cid" xmlns:w16="http://schemas.microsoft.com/office/word/2018/wordml" xmlns:w16du="http://schemas.microsoft.com/office/word/2023/wordml/word16du" xmlns:w16sdtdh="http://schemas.microsoft.com/office/word/2020/wordml/sdtdatahash" xmlns:w16sdtfl="http://schemas.microsoft.com/office/word/2024/wordml/sdtformatlock" xmlns:w16se="http://schemas.microsoft.com/office/word/2015/wordml/symex" xmlns:wpg="http://schemas.microsoft.com/office/word/2010/wordprocessingGroup" xmlns:wpi="http://schemas.microsoft.com/office/word/2010/wordprocessingInk" xmlns:wne="http://schemas.microsoft.com/office/word/2006/wordml" xmlns:wps="http://schemas.microsoft.com/office/word/2010/wordprocessingShape" mc:Ignorable="w14 w15 w16se w16cid w16 w16cex w16sdtdh w16sdtfl w16du wp14">
   <w:body>
     <w:sdt>
       <w:sdtPr>
@@ -20,7 +20,7 @@
             <mc:AlternateContent>
               <mc:Choice Requires="wpg">
                 <w:drawing>
-                  <wp:anchor distT="0" distB="0" distL="114300" distR="114300" simplePos="0" relativeHeight="251659264" behindDoc="0" locked="0" layoutInCell="1" allowOverlap="1" wp14:anchorId="507743F2" wp14:editId="0A76762E">
+                  <wp:anchor distT="0" distB="0" distL="114300" distR="114300" simplePos="0" relativeHeight="251659264" behindDoc="0" locked="0" layoutInCell="1" allowOverlap="1" wp14:anchorId="45D0D9C4" wp14:editId="783F1502">
                     <wp:simplePos x="0" y="0"/>
                     <wp:positionH relativeFrom="page">
                       <wp:align>center</wp:align>
@@ -345,7 +345,15 @@
                                           <w:sz w:val="18"/>
                                           <w:szCs w:val="18"/>
                                         </w:rPr>
-                                        <w:t>Viernes 10 de abril de 2025</w:t>
+                                        <w:t>Jueves</w:t>
+                                      </w:r>
+                                      <w:r>
+                                        <w:rPr>
+                                          <w:color w:val="FFFFFF" w:themeColor="background1"/>
+                                          <w:sz w:val="18"/>
+                                          <w:szCs w:val="18"/>
+                                        </w:rPr>
+                                        <w:t xml:space="preserve"> 10 de abril de 2025</w:t>
                                       </w:r>
                                     </w:sdtContent>
                                   </w:sdt>
@@ -373,7 +381,7 @@
               </mc:Choice>
               <mc:Fallback>
                 <w:pict>
-                  <v:group w14:anchorId="507743F2" id="Grupo 11" o:spid="_x0000_s1026" style="position:absolute;margin-left:0;margin-top:0;width:540pt;height:10in;z-index:251659264;mso-width-percent:882;mso-height-percent:909;mso-position-horizontal:center;mso-position-horizontal-relative:page;mso-position-vertical:center;mso-position-vertical-relative:page;mso-width-percent:882;mso-height-percent:909" coordsize="68580,91440" o:gfxdata="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">
+                  <v:group w14:anchorId="45D0D9C4" id="Grupo 11" o:spid="_x0000_s1026" style="position:absolute;margin-left:0;margin-top:0;width:540pt;height:10in;z-index:251659264;mso-width-percent:882;mso-height-percent:909;mso-position-horizontal:center;mso-position-horizontal-relative:page;mso-position-vertical:center;mso-position-vertical-relative:page;mso-width-percent:882;mso-height-percent:909" coordsize="68580,91440" o:gfxdata="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">
                     <v:rect id="Rectángulo 33" o:spid="_x0000_s1027" style="position:absolute;left:2286;width:66294;height:91440;visibility:visible;mso-wrap-style:square;v-text-anchor:bottom" o:gfxdata="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" fillcolor="black [3213]" stroked="f" strokeweight="1pt">
                       <v:textbox inset="36pt,1in,1in,208.8pt">
                         <w:txbxContent>
@@ -566,7 +574,15 @@
                                     <w:sz w:val="18"/>
                                     <w:szCs w:val="18"/>
                                   </w:rPr>
-                                  <w:t>Viernes 10 de abril de 2025</w:t>
+                                  <w:t>Jueves</w:t>
+                                </w:r>
+                                <w:r>
+                                  <w:rPr>
+                                    <w:color w:val="FFFFFF" w:themeColor="background1"/>
+                                    <w:sz w:val="18"/>
+                                    <w:szCs w:val="18"/>
+                                  </w:rPr>
+                                  <w:t xml:space="preserve"> 10 de abril de 2025</w:t>
                                 </w:r>
                               </w:sdtContent>
                             </w:sdt>
@@ -586,6 +602,13 @@
         </w:p>
         <w:sdt>
           <w:sdtPr>
+            <w:rPr>
+              <w:rFonts w:asciiTheme="minorHAnsi" w:eastAsiaTheme="minorHAnsi" w:hAnsiTheme="minorHAnsi" w:cstheme="minorBidi"/>
+              <w:color w:val="auto"/>
+              <w:sz w:val="22"/>
+              <w:szCs w:val="22"/>
+              <w:lang w:eastAsia="en-US"/>
+            </w:rPr>
             <w:id w:val="-702097301"/>
             <w:docPartObj>
               <w:docPartGallery w:val="Table of Contents"/>
@@ -594,13 +617,8 @@
           </w:sdtPr>
           <w:sdtEndPr>
             <w:rPr>
-              <w:rFonts w:asciiTheme="minorHAnsi" w:eastAsiaTheme="minorHAnsi" w:hAnsiTheme="minorHAnsi" w:cstheme="minorBidi"/>
               <w:b/>
               <w:bCs/>
-              <w:color w:val="auto"/>
-              <w:sz w:val="22"/>
-              <w:szCs w:val="22"/>
-              <w:lang w:eastAsia="en-US"/>
             </w:rPr>
           </w:sdtEndPr>
           <w:sdtContent>
@@ -621,7 +639,11 @@
                 <w:rPr>
                   <w:rFonts w:eastAsiaTheme="minorEastAsia"/>
                   <w:noProof/>
+                  <w:kern w:val="2"/>
+                  <w:sz w:val="24"/>
+                  <w:szCs w:val="24"/>
                   <w:lang w:eastAsia="es-ES"/>
+                  <w14:ligatures w14:val="standardContextual"/>
                 </w:rPr>
               </w:pPr>
               <w:r>
@@ -633,13 +655,13 @@
               <w:r>
                 <w:fldChar w:fldCharType="separate"/>
               </w:r>
-              <w:hyperlink w:anchor="_Toc194477418" w:history="1">
+              <w:hyperlink w:anchor="_Toc195114934" w:history="1">
                 <w:r>
                   <w:rPr>
                     <w:rStyle w:val="Hipervnculo"/>
                     <w:noProof/>
                   </w:rPr>
-                  <w:t>Enlace GitHub:</w:t>
+                  <w:t>Tecnologías utilizadas:</w:t>
                 </w:r>
                 <w:r>
                   <w:rPr>
@@ -660,7 +682,7 @@
                     <w:noProof/>
                     <w:webHidden/>
                   </w:rPr>
-                  <w:instrText xml:space="preserve"> PAGEREF _Toc194477418 \h </w:instrText>
+                  <w:instrText xml:space="preserve"> PAGEREF _Toc195114934 \h </w:instrText>
                 </w:r>
                 <w:r>
                   <w:rPr>
@@ -680,7 +702,7 @@
                     <w:noProof/>
                     <w:webHidden/>
                   </w:rPr>
-                  <w:t>1</w:t>
+                  <w:t>2</w:t>
                 </w:r>
                 <w:r>
                   <w:rPr>
@@ -700,15 +722,167 @@
                 <w:rPr>
                   <w:rFonts w:eastAsiaTheme="minorEastAsia"/>
                   <w:noProof/>
+                  <w:kern w:val="2"/>
+                  <w:sz w:val="24"/>
+                  <w:szCs w:val="24"/>
                   <w:lang w:eastAsia="es-ES"/>
+                  <w14:ligatures w14:val="standardContextual"/>
                 </w:rPr>
               </w:pPr>
-              <w:hyperlink w:anchor="_Toc194477419" w:history="1">
+              <w:hyperlink w:anchor="_Toc195114935" w:history="1">
                 <w:r>
                   <w:rPr>
                     <w:rStyle w:val="Hipervnculo"/>
                     <w:noProof/>
                   </w:rPr>
+                  <w:t>Index.html:</w:t>
+                </w:r>
+                <w:r>
+                  <w:rPr>
+                    <w:noProof/>
+                    <w:webHidden/>
+                  </w:rPr>
+                  <w:tab/>
+                </w:r>
+                <w:r>
+                  <w:rPr>
+                    <w:noProof/>
+                    <w:webHidden/>
+                  </w:rPr>
+                  <w:fldChar w:fldCharType="begin"/>
+                </w:r>
+                <w:r>
+                  <w:rPr>
+                    <w:noProof/>
+                    <w:webHidden/>
+                  </w:rPr>
+                  <w:instrText xml:space="preserve"> PAGEREF _Toc195114935 \h </w:instrText>
+                </w:r>
+                <w:r>
+                  <w:rPr>
+                    <w:noProof/>
+                    <w:webHidden/>
+                  </w:rPr>
+                </w:r>
+                <w:r>
+                  <w:rPr>
+                    <w:noProof/>
+                    <w:webHidden/>
+                  </w:rPr>
+                  <w:fldChar w:fldCharType="separate"/>
+                </w:r>
+                <w:r>
+                  <w:rPr>
+                    <w:noProof/>
+                    <w:webHidden/>
+                  </w:rPr>
+                  <w:t>3</w:t>
+                </w:r>
+                <w:r>
+                  <w:rPr>
+                    <w:noProof/>
+                    <w:webHidden/>
+                  </w:rPr>
+                  <w:fldChar w:fldCharType="end"/>
+                </w:r>
+              </w:hyperlink>
+            </w:p>
+            <w:p>
+              <w:pPr>
+                <w:pStyle w:val="TDC1"/>
+                <w:tabs>
+                  <w:tab w:val="right" w:leader="dot" w:pos="8494"/>
+                </w:tabs>
+                <w:rPr>
+                  <w:rFonts w:eastAsiaTheme="minorEastAsia"/>
+                  <w:noProof/>
+                  <w:kern w:val="2"/>
+                  <w:sz w:val="24"/>
+                  <w:szCs w:val="24"/>
+                  <w:lang w:eastAsia="es-ES"/>
+                  <w14:ligatures w14:val="standardContextual"/>
+                </w:rPr>
+              </w:pPr>
+              <w:hyperlink w:anchor="_Toc195114936" w:history="1">
+                <w:r>
+                  <w:rPr>
+                    <w:rStyle w:val="Hipervnculo"/>
+                    <w:noProof/>
+                  </w:rPr>
+                  <w:t>Tiempo.html:</w:t>
+                </w:r>
+                <w:r>
+                  <w:rPr>
+                    <w:noProof/>
+                    <w:webHidden/>
+                  </w:rPr>
+                  <w:tab/>
+                </w:r>
+                <w:r>
+                  <w:rPr>
+                    <w:noProof/>
+                    <w:webHidden/>
+                  </w:rPr>
+                  <w:fldChar w:fldCharType="begin"/>
+                </w:r>
+                <w:r>
+                  <w:rPr>
+                    <w:noProof/>
+                    <w:webHidden/>
+                  </w:rPr>
+                  <w:instrText xml:space="preserve"> PAGEREF _Toc195114936 \h </w:instrText>
+                </w:r>
+                <w:r>
+                  <w:rPr>
+                    <w:noProof/>
+                    <w:webHidden/>
+                  </w:rPr>
+                </w:r>
+                <w:r>
+                  <w:rPr>
+                    <w:noProof/>
+                    <w:webHidden/>
+                  </w:rPr>
+                  <w:fldChar w:fldCharType="separate"/>
+                </w:r>
+                <w:r>
+                  <w:rPr>
+                    <w:noProof/>
+                    <w:webHidden/>
+                  </w:rPr>
+                  <w:t>5</w:t>
+                </w:r>
+                <w:r>
+                  <w:rPr>
+                    <w:noProof/>
+                    <w:webHidden/>
+                  </w:rPr>
+                  <w:fldChar w:fldCharType="end"/>
+                </w:r>
+              </w:hyperlink>
+            </w:p>
+            <w:p>
+              <w:pPr>
+                <w:pStyle w:val="TDC1"/>
+                <w:tabs>
+                  <w:tab w:val="right" w:leader="dot" w:pos="8494"/>
+                </w:tabs>
+                <w:rPr>
+                  <w:rFonts w:eastAsiaTheme="minorEastAsia"/>
+                  <w:noProof/>
+                  <w:kern w:val="2"/>
+                  <w:sz w:val="24"/>
+                  <w:szCs w:val="24"/>
+                  <w:lang w:eastAsia="es-ES"/>
+                  <w14:ligatures w14:val="standardContextual"/>
+                </w:rPr>
+              </w:pPr>
+              <w:hyperlink w:anchor="_Toc195114937" w:history="1">
+                <w:r>
+                  <w:rPr>
+                    <w:rStyle w:val="Hipervnculo"/>
+                    <w:noProof/>
+                  </w:rPr>
                   <w:t>Bibliografía:</w:t>
                 </w:r>
                 <w:r>
@@ -730,7 +904,7 @@
                     <w:noProof/>
                     <w:webHidden/>
                   </w:rPr>
-                  <w:instrText xml:space="preserve"> PAGEREF _Toc194477419 \h </w:instrText>
+                  <w:instrText xml:space="preserve"> PAGEREF _Toc195114937 \h </w:instrText>
                 </w:r>
                 <w:r>
                   <w:rPr>
@@ -750,7 +924,7 @@
                     <w:noProof/>
                     <w:webHidden/>
                   </w:rPr>
-                  <w:t>1</w:t>
+                  <w:t>7</w:t>
                 </w:r>
                 <w:r>
                   <w:rPr>
@@ -785,7 +959,6 @@
           <w:szCs w:val="32"/>
         </w:rPr>
       </w:pPr>
-      <w:bookmarkStart w:id="0" w:name="_Toc194477418"/>
       <w:r>
         <w:br w:type="page"/>
       </w:r>
@@ -794,13 +967,72 @@
       <w:pPr>
         <w:pStyle w:val="Ttulo1"/>
       </w:pPr>
+      <w:bookmarkStart w:id="0" w:name="_Toc195114934"/>
       <w:r>
         <w:lastRenderedPageBreak/>
-        <w:t>Enlace GitHub:</w:t>
+        <w:t>Tecnologías utilizadas:</w:t>
       </w:r>
       <w:bookmarkEnd w:id="0"/>
     </w:p>
-    <w:p/>
+    <w:p>
+      <w:r>
+        <w:t xml:space="preserve">Para poder realizar este trabajo las tecnologías que he utilizado han sido, HTML para poder realizar la estructura del contenido para el </w:t>
+      </w:r>
+      <w:proofErr w:type="spellStart"/>
+      <w:r>
+        <w:t>index</w:t>
+      </w:r>
+      <w:proofErr w:type="spellEnd"/>
+      <w:r>
+        <w:t xml:space="preserve"> y el tiempo. Luego la tecnología que he usado </w:t>
+      </w:r>
+      <w:r>
+        <w:t>ha</w:t>
+      </w:r>
+      <w:r>
+        <w:t xml:space="preserve"> sido CSS, para poder usar un estilo más personalizable. También he usado </w:t>
+      </w:r>
+      <w:proofErr w:type="spellStart"/>
+      <w:r>
+        <w:t>boostrap</w:t>
+      </w:r>
+      <w:proofErr w:type="spellEnd"/>
+      <w:r>
+        <w:t xml:space="preserve">, que me </w:t>
+      </w:r>
+      <w:proofErr w:type="spellStart"/>
+      <w:r>
+        <w:t>a</w:t>
+      </w:r>
+      <w:proofErr w:type="spellEnd"/>
+      <w:r>
+        <w:t xml:space="preserve"> permitido hacer un diseño más cómodo de usar a la hora de programas. Luego he usado Java Script, para poder realizar el carrusel que </w:t>
+      </w:r>
+      <w:proofErr w:type="spellStart"/>
+      <w:r>
+        <w:t>esta</w:t>
+      </w:r>
+      <w:proofErr w:type="spellEnd"/>
+      <w:r>
+        <w:t xml:space="preserve"> en el </w:t>
+      </w:r>
+      <w:proofErr w:type="spellStart"/>
+      <w:r>
+        <w:t>index</w:t>
+      </w:r>
+      <w:proofErr w:type="spellEnd"/>
+      <w:r>
+        <w:t xml:space="preserve">, y en dónde se ven las imágenes principales, también con Java Script he hecho 3 filtros que está en el apartado de el tiempo. También he usado una API del tiempo para tener las temperaturas de distintas ciudades de Madrid y también he usado Google </w:t>
+      </w:r>
+      <w:proofErr w:type="spellStart"/>
+      <w:r>
+        <w:t>maps</w:t>
+      </w:r>
+      <w:proofErr w:type="spellEnd"/>
+      <w:r>
+        <w:t xml:space="preserve"> para poder ingresar la ubicación exacta de la ciudad.</w:t>
+      </w:r>
+    </w:p>
     <w:p>
       <w:pPr>
         <w:rPr>
@@ -810,7 +1042,6 @@
           <w:szCs w:val="32"/>
         </w:rPr>
       </w:pPr>
-      <w:bookmarkStart w:id="1" w:name="_Toc194477419"/>
       <w:r>
         <w:br w:type="page"/>
       </w:r>
@@ -819,16 +1050,636 @@
       <w:pPr>
         <w:pStyle w:val="Ttulo1"/>
       </w:pPr>
-      <w:bookmarkStart w:id="2" w:name="_GoBack"/>
+      <w:bookmarkStart w:id="1" w:name="_Toc195114935"/>
+      <w:r>
+        <w:lastRenderedPageBreak/>
+        <w:t>Index.html:</w:t>
+      </w:r>
+      <w:bookmarkEnd w:id="1"/>
+    </w:p>
+    <w:p>
+      <w:r>
+        <w:t xml:space="preserve">En este parte lo que he hecho, a sido hacer el </w:t>
+      </w:r>
+      <w:proofErr w:type="spellStart"/>
+      <w:r>
+        <w:t>index</w:t>
+      </w:r>
+      <w:proofErr w:type="spellEnd"/>
+      <w:r>
+        <w:t xml:space="preserve"> donde explico lo ciudades de Leganés. Donde, en el carrusel, he puesto una serie de 5 imágenes, he puesto también una breve de Leganés, con su historia y las fiestas patronales de Leganés</w:t>
+      </w:r>
+    </w:p>
+    <w:p>
+      <w:r>
+        <w:rPr>
+          <w:noProof/>
+        </w:rPr>
+        <w:drawing>
+          <wp:inline distT="0" distB="0" distL="0" distR="0" wp14:anchorId="1F822D21" wp14:editId="5C594AF8">
+            <wp:extent cx="5400040" cy="2555240"/>
+            <wp:effectExtent l="0" t="0" r="0" b="0"/>
+            <wp:docPr id="231998587" name="Imagen 1" descr="Imagen que contiene Sitio web&#10;&#10;El contenido generado por IA puede ser incorrecto."/>
+            <wp:cNvGraphicFramePr>
+              <a:graphicFrameLocks xmlns:a="http://schemas.openxmlformats.org/drawingml/2006/main" noChangeAspect="1"/>
+            </wp:cNvGraphicFramePr>
+            <a:graphic xmlns:a="http://schemas.openxmlformats.org/drawingml/2006/main">
+              <a:graphicData uri="http://schemas.openxmlformats.org/drawingml/2006/picture">
+                <pic:pic xmlns:pic="http://schemas.openxmlformats.org/drawingml/2006/picture">
+                  <pic:nvPicPr>
+                    <pic:cNvPr id="231998587" name="Imagen 1" descr="Imagen que contiene Sitio web&#10;&#10;El contenido generado por IA puede ser incorrecto."/>
+                    <pic:cNvPicPr/>
+                  </pic:nvPicPr>
+                  <pic:blipFill>
+                    <a:blip r:embed="rId8"/>
+                    <a:stretch>
+                      <a:fillRect/>
+                    </a:stretch>
+                  </pic:blipFill>
+                  <pic:spPr>
+                    <a:xfrm>
+                      <a:off x="0" y="0"/>
+                      <a:ext cx="5400040" cy="2555240"/>
+                    </a:xfrm>
+                    <a:prstGeom prst="rect">
+                      <a:avLst/>
+                    </a:prstGeom>
+                  </pic:spPr>
+                </pic:pic>
+              </a:graphicData>
+            </a:graphic>
+          </wp:inline>
+        </w:drawing>
+      </w:r>
+    </w:p>
+    <w:p>
+      <w:r>
+        <w:rPr>
+          <w:noProof/>
+        </w:rPr>
+        <w:drawing>
+          <wp:inline distT="0" distB="0" distL="0" distR="0" wp14:anchorId="7C6BDB06" wp14:editId="11EA9E7B">
+            <wp:extent cx="5400040" cy="2244725"/>
+            <wp:effectExtent l="0" t="0" r="0" b="3175"/>
+            <wp:docPr id="449346324" name="Imagen 1" descr="Un dibujo de un edificio&#10;&#10;El contenido generado por IA puede ser incorrecto."/>
+            <wp:cNvGraphicFramePr>
+              <a:graphicFrameLocks xmlns:a="http://schemas.openxmlformats.org/drawingml/2006/main" noChangeAspect="1"/>
+            </wp:cNvGraphicFramePr>
+            <a:graphic xmlns:a="http://schemas.openxmlformats.org/drawingml/2006/main">
+              <a:graphicData uri="http://schemas.openxmlformats.org/drawingml/2006/picture">
+                <pic:pic xmlns:pic="http://schemas.openxmlformats.org/drawingml/2006/picture">
+                  <pic:nvPicPr>
+                    <pic:cNvPr id="449346324" name="Imagen 1" descr="Un dibujo de un edificio&#10;&#10;El contenido generado por IA puede ser incorrecto."/>
+                    <pic:cNvPicPr/>
+                  </pic:nvPicPr>
+                  <pic:blipFill>
+                    <a:blip r:embed="rId9"/>
+                    <a:stretch>
+                      <a:fillRect/>
+                    </a:stretch>
+                  </pic:blipFill>
+                  <pic:spPr>
+                    <a:xfrm>
+                      <a:off x="0" y="0"/>
+                      <a:ext cx="5400040" cy="2244725"/>
+                    </a:xfrm>
+                    <a:prstGeom prst="rect">
+                      <a:avLst/>
+                    </a:prstGeom>
+                  </pic:spPr>
+                </pic:pic>
+              </a:graphicData>
+            </a:graphic>
+          </wp:inline>
+        </w:drawing>
+      </w:r>
+      <w:r>
+        <w:rPr>
+          <w:noProof/>
+        </w:rPr>
+        <w:t xml:space="preserve"> </w:t>
+      </w:r>
+    </w:p>
+    <w:p>
+      <w:r>
+        <w:rPr>
+          <w:noProof/>
+        </w:rPr>
+        <w:drawing>
+          <wp:inline distT="0" distB="0" distL="0" distR="0" wp14:anchorId="48071F72" wp14:editId="2802BC0E">
+            <wp:extent cx="5400040" cy="2299970"/>
+            <wp:effectExtent l="0" t="0" r="0" b="5080"/>
+            <wp:docPr id="452257379" name="Imagen 1" descr="Imagen que contiene Texto&#10;&#10;El contenido generado por IA puede ser incorrecto."/>
+            <wp:cNvGraphicFramePr>
+              <a:graphicFrameLocks xmlns:a="http://schemas.openxmlformats.org/drawingml/2006/main" noChangeAspect="1"/>
+            </wp:cNvGraphicFramePr>
+            <a:graphic xmlns:a="http://schemas.openxmlformats.org/drawingml/2006/main">
+              <a:graphicData uri="http://schemas.openxmlformats.org/drawingml/2006/picture">
+                <pic:pic xmlns:pic="http://schemas.openxmlformats.org/drawingml/2006/picture">
+                  <pic:nvPicPr>
+                    <pic:cNvPr id="452257379" name="Imagen 1" descr="Imagen que contiene Texto&#10;&#10;El contenido generado por IA puede ser incorrecto."/>
+                    <pic:cNvPicPr/>
+                  </pic:nvPicPr>
+                  <pic:blipFill>
+                    <a:blip r:embed="rId10"/>
+                    <a:stretch>
+                      <a:fillRect/>
+                    </a:stretch>
+                  </pic:blipFill>
+                  <pic:spPr>
+                    <a:xfrm>
+                      <a:off x="0" y="0"/>
+                      <a:ext cx="5400040" cy="2299970"/>
+                    </a:xfrm>
+                    <a:prstGeom prst="rect">
+                      <a:avLst/>
+                    </a:prstGeom>
+                  </pic:spPr>
+                </pic:pic>
+              </a:graphicData>
+            </a:graphic>
+          </wp:inline>
+        </w:drawing>
+      </w:r>
+    </w:p>
+    <w:p>
+      <w:r>
+        <w:rPr>
+          <w:noProof/>
+        </w:rPr>
+        <w:lastRenderedPageBreak/>
+        <w:drawing>
+          <wp:inline distT="0" distB="0" distL="0" distR="0" wp14:anchorId="27F22560" wp14:editId="45D743AF">
+            <wp:extent cx="5400040" cy="3704590"/>
+            <wp:effectExtent l="0" t="0" r="0" b="0"/>
+            <wp:docPr id="1847629608" name="Imagen 1" descr="Mapa&#10;&#10;El contenido generado por IA puede ser incorrecto."/>
+            <wp:cNvGraphicFramePr>
+              <a:graphicFrameLocks xmlns:a="http://schemas.openxmlformats.org/drawingml/2006/main" noChangeAspect="1"/>
+            </wp:cNvGraphicFramePr>
+            <a:graphic xmlns:a="http://schemas.openxmlformats.org/drawingml/2006/main">
+              <a:graphicData uri="http://schemas.openxmlformats.org/drawingml/2006/picture">
+                <pic:pic xmlns:pic="http://schemas.openxmlformats.org/drawingml/2006/picture">
+                  <pic:nvPicPr>
+                    <pic:cNvPr id="1847629608" name="Imagen 1" descr="Mapa&#10;&#10;El contenido generado por IA puede ser incorrecto."/>
+                    <pic:cNvPicPr/>
+                  </pic:nvPicPr>
+                  <pic:blipFill>
+                    <a:blip r:embed="rId11"/>
+                    <a:stretch>
+                      <a:fillRect/>
+                    </a:stretch>
+                  </pic:blipFill>
+                  <pic:spPr>
+                    <a:xfrm>
+                      <a:off x="0" y="0"/>
+                      <a:ext cx="5400040" cy="3704590"/>
+                    </a:xfrm>
+                    <a:prstGeom prst="rect">
+                      <a:avLst/>
+                    </a:prstGeom>
+                  </pic:spPr>
+                </pic:pic>
+              </a:graphicData>
+            </a:graphic>
+          </wp:inline>
+        </w:drawing>
+      </w:r>
+    </w:p>
+    <w:p/>
+    <w:p/>
+    <w:p/>
+    <w:p>
+      <w:pPr>
+        <w:rPr>
+          <w:rFonts w:asciiTheme="majorHAnsi" w:eastAsiaTheme="majorEastAsia" w:hAnsiTheme="majorHAnsi" w:cstheme="majorBidi"/>
+          <w:color w:val="2E74B5" w:themeColor="accent1" w:themeShade="BF"/>
+          <w:sz w:val="32"/>
+          <w:szCs w:val="32"/>
+        </w:rPr>
+      </w:pPr>
+      <w:r>
+        <w:br w:type="page"/>
+      </w:r>
+    </w:p>
+    <w:p>
+      <w:pPr>
+        <w:pStyle w:val="Ttulo1"/>
+      </w:pPr>
+      <w:bookmarkStart w:id="2" w:name="_Toc195114936"/>
+      <w:r>
+        <w:lastRenderedPageBreak/>
+        <w:t>Tiempo.html:</w:t>
+      </w:r>
       <w:bookmarkEnd w:id="2"/>
+    </w:p>
+    <w:p>
+      <w:r>
+        <w:t xml:space="preserve">En esta parte lo que he hecho, a sido hacer un apartado donde he usado la api del tiempo para poder ver la diferente temperatura que va a hacer por España. Donde he usado 3 filtros, uno donde se selecciona la temperatura, el otro donde tienes que ingresar la temperatura mínima y máxima y te dice </w:t>
+      </w:r>
+      <w:r>
+        <w:t>las ciudades de España que tienen esas temperaturas. Y un ultimo filtro donde tienes que seleccionar diferentes estados de cielos. También cuando vas a seleccionar los distintos tipos de cielos, se van a poner solo los que están disponibles durante ese día.</w:t>
+      </w:r>
+    </w:p>
+    <w:p>
+      <w:r>
+        <w:t>Primer filtro:</w:t>
+      </w:r>
+    </w:p>
+    <w:p>
+      <w:r>
+        <w:rPr>
+          <w:noProof/>
+        </w:rPr>
+        <w:drawing>
+          <wp:inline distT="0" distB="0" distL="0" distR="0" wp14:anchorId="0924849B" wp14:editId="4108FB95">
+            <wp:extent cx="5400040" cy="2392680"/>
+            <wp:effectExtent l="0" t="0" r="0" b="7620"/>
+            <wp:docPr id="66869562" name="Imagen 1" descr="Interfaz de usuario gráfica, Aplicación, Correo electrónico&#10;&#10;El contenido generado por IA puede ser incorrecto."/>
+            <wp:cNvGraphicFramePr>
+              <a:graphicFrameLocks xmlns:a="http://schemas.openxmlformats.org/drawingml/2006/main" noChangeAspect="1"/>
+            </wp:cNvGraphicFramePr>
+            <a:graphic xmlns:a="http://schemas.openxmlformats.org/drawingml/2006/main">
+              <a:graphicData uri="http://schemas.openxmlformats.org/drawingml/2006/picture">
+                <pic:pic xmlns:pic="http://schemas.openxmlformats.org/drawingml/2006/picture">
+                  <pic:nvPicPr>
+                    <pic:cNvPr id="66869562" name="Imagen 1" descr="Interfaz de usuario gráfica, Aplicación, Correo electrónico&#10;&#10;El contenido generado por IA puede ser incorrecto."/>
+                    <pic:cNvPicPr/>
+                  </pic:nvPicPr>
+                  <pic:blipFill>
+                    <a:blip r:embed="rId12"/>
+                    <a:stretch>
+                      <a:fillRect/>
+                    </a:stretch>
+                  </pic:blipFill>
+                  <pic:spPr>
+                    <a:xfrm>
+                      <a:off x="0" y="0"/>
+                      <a:ext cx="5400040" cy="2392680"/>
+                    </a:xfrm>
+                    <a:prstGeom prst="rect">
+                      <a:avLst/>
+                    </a:prstGeom>
+                  </pic:spPr>
+                </pic:pic>
+              </a:graphicData>
+            </a:graphic>
+          </wp:inline>
+        </w:drawing>
+      </w:r>
+    </w:p>
+    <w:p>
+      <w:r>
+        <w:rPr>
+          <w:noProof/>
+        </w:rPr>
+        <w:drawing>
+          <wp:inline distT="0" distB="0" distL="0" distR="0" wp14:anchorId="75AA1B87" wp14:editId="6145EDD7">
+            <wp:extent cx="5400040" cy="2304415"/>
+            <wp:effectExtent l="0" t="0" r="0" b="635"/>
+            <wp:docPr id="1235629216" name="Imagen 1" descr="Interfaz de usuario gráfica, Aplicación&#10;&#10;El contenido generado por IA puede ser incorrecto."/>
+            <wp:cNvGraphicFramePr>
+              <a:graphicFrameLocks xmlns:a="http://schemas.openxmlformats.org/drawingml/2006/main" noChangeAspect="1"/>
+            </wp:cNvGraphicFramePr>
+            <a:graphic xmlns:a="http://schemas.openxmlformats.org/drawingml/2006/main">
+              <a:graphicData uri="http://schemas.openxmlformats.org/drawingml/2006/picture">
+                <pic:pic xmlns:pic="http://schemas.openxmlformats.org/drawingml/2006/picture">
+                  <pic:nvPicPr>
+                    <pic:cNvPr id="1235629216" name="Imagen 1" descr="Interfaz de usuario gráfica, Aplicación&#10;&#10;El contenido generado por IA puede ser incorrecto."/>
+                    <pic:cNvPicPr/>
+                  </pic:nvPicPr>
+                  <pic:blipFill>
+                    <a:blip r:embed="rId13"/>
+                    <a:stretch>
+                      <a:fillRect/>
+                    </a:stretch>
+                  </pic:blipFill>
+                  <pic:spPr>
+                    <a:xfrm>
+                      <a:off x="0" y="0"/>
+                      <a:ext cx="5400040" cy="2304415"/>
+                    </a:xfrm>
+                    <a:prstGeom prst="rect">
+                      <a:avLst/>
+                    </a:prstGeom>
+                  </pic:spPr>
+                </pic:pic>
+              </a:graphicData>
+            </a:graphic>
+          </wp:inline>
+        </w:drawing>
+      </w:r>
+    </w:p>
+    <w:p>
+      <w:r>
+        <w:rPr>
+          <w:noProof/>
+        </w:rPr>
+        <w:drawing>
+          <wp:inline distT="0" distB="0" distL="0" distR="0" wp14:anchorId="478AF90C" wp14:editId="026B11E1">
+            <wp:extent cx="5400040" cy="1778635"/>
+            <wp:effectExtent l="0" t="0" r="0" b="0"/>
+            <wp:docPr id="3688709" name="Imagen 1" descr="Interfaz de usuario gráfica, Texto, Aplicación, Sitio web&#10;&#10;El contenido generado por IA puede ser incorrecto."/>
+            <wp:cNvGraphicFramePr>
+              <a:graphicFrameLocks xmlns:a="http://schemas.openxmlformats.org/drawingml/2006/main" noChangeAspect="1"/>
+            </wp:cNvGraphicFramePr>
+            <a:graphic xmlns:a="http://schemas.openxmlformats.org/drawingml/2006/main">
+              <a:graphicData uri="http://schemas.openxmlformats.org/drawingml/2006/picture">
+                <pic:pic xmlns:pic="http://schemas.openxmlformats.org/drawingml/2006/picture">
+                  <pic:nvPicPr>
+                    <pic:cNvPr id="3688709" name="Imagen 1" descr="Interfaz de usuario gráfica, Texto, Aplicación, Sitio web&#10;&#10;El contenido generado por IA puede ser incorrecto."/>
+                    <pic:cNvPicPr/>
+                  </pic:nvPicPr>
+                  <pic:blipFill>
+                    <a:blip r:embed="rId14"/>
+                    <a:stretch>
+                      <a:fillRect/>
+                    </a:stretch>
+                  </pic:blipFill>
+                  <pic:spPr>
+                    <a:xfrm>
+                      <a:off x="0" y="0"/>
+                      <a:ext cx="5400040" cy="1778635"/>
+                    </a:xfrm>
+                    <a:prstGeom prst="rect">
+                      <a:avLst/>
+                    </a:prstGeom>
+                  </pic:spPr>
+                </pic:pic>
+              </a:graphicData>
+            </a:graphic>
+          </wp:inline>
+        </w:drawing>
+      </w:r>
+    </w:p>
+    <w:p/>
+    <w:p/>
+    <w:p>
+      <w:r>
+        <w:t>Segundo filtro:</w:t>
+      </w:r>
+    </w:p>
+    <w:p>
+      <w:r>
+        <w:rPr>
+          <w:noProof/>
+        </w:rPr>
+        <w:drawing>
+          <wp:inline distT="0" distB="0" distL="0" distR="0" wp14:anchorId="3A742D9A" wp14:editId="07B1827F">
+            <wp:extent cx="5400040" cy="1975485"/>
+            <wp:effectExtent l="0" t="0" r="0" b="5715"/>
+            <wp:docPr id="533744420" name="Imagen 1" descr="Interfaz de usuario gráfica, Texto, Aplicación, Correo electrónico&#10;&#10;El contenido generado por IA puede ser incorrecto."/>
+            <wp:cNvGraphicFramePr>
+              <a:graphicFrameLocks xmlns:a="http://schemas.openxmlformats.org/drawingml/2006/main" noChangeAspect="1"/>
+            </wp:cNvGraphicFramePr>
+            <a:graphic xmlns:a="http://schemas.openxmlformats.org/drawingml/2006/main">
+              <a:graphicData uri="http://schemas.openxmlformats.org/drawingml/2006/picture">
+                <pic:pic xmlns:pic="http://schemas.openxmlformats.org/drawingml/2006/picture">
+                  <pic:nvPicPr>
+                    <pic:cNvPr id="533744420" name="Imagen 1" descr="Interfaz de usuario gráfica, Texto, Aplicación, Correo electrónico&#10;&#10;El contenido generado por IA puede ser incorrecto."/>
+                    <pic:cNvPicPr/>
+                  </pic:nvPicPr>
+                  <pic:blipFill>
+                    <a:blip r:embed="rId15"/>
+                    <a:stretch>
+                      <a:fillRect/>
+                    </a:stretch>
+                  </pic:blipFill>
+                  <pic:spPr>
+                    <a:xfrm>
+                      <a:off x="0" y="0"/>
+                      <a:ext cx="5400040" cy="1975485"/>
+                    </a:xfrm>
+                    <a:prstGeom prst="rect">
+                      <a:avLst/>
+                    </a:prstGeom>
+                  </pic:spPr>
+                </pic:pic>
+              </a:graphicData>
+            </a:graphic>
+          </wp:inline>
+        </w:drawing>
+      </w:r>
+    </w:p>
+    <w:p>
+      <w:r>
+        <w:t>Tercer filtro:</w:t>
+      </w:r>
+    </w:p>
+    <w:p>
+      <w:pPr>
+        <w:rPr>
+          <w:noProof/>
+        </w:rPr>
+      </w:pPr>
+      <w:r>
+        <w:rPr>
+          <w:noProof/>
+        </w:rPr>
+        <w:drawing>
+          <wp:inline distT="0" distB="0" distL="0" distR="0" wp14:anchorId="52D02B5E" wp14:editId="30CC72D8">
+            <wp:extent cx="5400040" cy="1910715"/>
+            <wp:effectExtent l="0" t="0" r="0" b="0"/>
+            <wp:docPr id="629733930" name="Imagen 1" descr="Interfaz de usuario gráfica, Texto, Aplicación&#10;&#10;El contenido generado por IA puede ser incorrecto."/>
+            <wp:cNvGraphicFramePr>
+              <a:graphicFrameLocks xmlns:a="http://schemas.openxmlformats.org/drawingml/2006/main" noChangeAspect="1"/>
+            </wp:cNvGraphicFramePr>
+            <a:graphic xmlns:a="http://schemas.openxmlformats.org/drawingml/2006/main">
+              <a:graphicData uri="http://schemas.openxmlformats.org/drawingml/2006/picture">
+                <pic:pic xmlns:pic="http://schemas.openxmlformats.org/drawingml/2006/picture">
+                  <pic:nvPicPr>
+                    <pic:cNvPr id="629733930" name="Imagen 1" descr="Interfaz de usuario gráfica, Texto, Aplicación&#10;&#10;El contenido generado por IA puede ser incorrecto."/>
+                    <pic:cNvPicPr/>
+                  </pic:nvPicPr>
+                  <pic:blipFill>
+                    <a:blip r:embed="rId16"/>
+                    <a:stretch>
+                      <a:fillRect/>
+                    </a:stretch>
+                  </pic:blipFill>
+                  <pic:spPr>
+                    <a:xfrm>
+                      <a:off x="0" y="0"/>
+                      <a:ext cx="5400040" cy="1910715"/>
+                    </a:xfrm>
+                    <a:prstGeom prst="rect">
+                      <a:avLst/>
+                    </a:prstGeom>
+                  </pic:spPr>
+                </pic:pic>
+              </a:graphicData>
+            </a:graphic>
+          </wp:inline>
+        </w:drawing>
+      </w:r>
+      <w:r>
+        <w:rPr>
+          <w:noProof/>
+        </w:rPr>
+        <w:t xml:space="preserve"> </w:t>
+      </w:r>
+      <w:r>
+        <w:rPr>
+          <w:noProof/>
+        </w:rPr>
+        <w:drawing>
+          <wp:inline distT="0" distB="0" distL="0" distR="0" wp14:anchorId="5CBFDC3E" wp14:editId="500A7144">
+            <wp:extent cx="5400040" cy="1910715"/>
+            <wp:effectExtent l="0" t="0" r="0" b="0"/>
+            <wp:docPr id="393247383" name="Imagen 1" descr="Interfaz de usuario gráfica, Texto, Aplicación&#10;&#10;El contenido generado por IA puede ser incorrecto."/>
+            <wp:cNvGraphicFramePr>
+              <a:graphicFrameLocks xmlns:a="http://schemas.openxmlformats.org/drawingml/2006/main" noChangeAspect="1"/>
+            </wp:cNvGraphicFramePr>
+            <a:graphic xmlns:a="http://schemas.openxmlformats.org/drawingml/2006/main">
+              <a:graphicData uri="http://schemas.openxmlformats.org/drawingml/2006/picture">
+                <pic:pic xmlns:pic="http://schemas.openxmlformats.org/drawingml/2006/picture">
+                  <pic:nvPicPr>
+                    <pic:cNvPr id="393247383" name="Imagen 1" descr="Interfaz de usuario gráfica, Texto, Aplicación&#10;&#10;El contenido generado por IA puede ser incorrecto."/>
+                    <pic:cNvPicPr/>
+                  </pic:nvPicPr>
+                  <pic:blipFill>
+                    <a:blip r:embed="rId16"/>
+                    <a:stretch>
+                      <a:fillRect/>
+                    </a:stretch>
+                  </pic:blipFill>
+                  <pic:spPr>
+                    <a:xfrm>
+                      <a:off x="0" y="0"/>
+                      <a:ext cx="5400040" cy="1910715"/>
+                    </a:xfrm>
+                    <a:prstGeom prst="rect">
+                      <a:avLst/>
+                    </a:prstGeom>
+                  </pic:spPr>
+                </pic:pic>
+              </a:graphicData>
+            </a:graphic>
+          </wp:inline>
+        </w:drawing>
+      </w:r>
+    </w:p>
+    <w:p>
+      <w:pPr>
+        <w:rPr>
+          <w:noProof/>
+        </w:rPr>
+      </w:pPr>
+    </w:p>
+    <w:p>
+      <w:pPr>
+        <w:rPr>
+          <w:rFonts w:asciiTheme="majorHAnsi" w:eastAsiaTheme="majorEastAsia" w:hAnsiTheme="majorHAnsi" w:cstheme="majorBidi"/>
+          <w:noProof/>
+          <w:color w:val="2E74B5" w:themeColor="accent1" w:themeShade="BF"/>
+          <w:sz w:val="32"/>
+          <w:szCs w:val="32"/>
+        </w:rPr>
+      </w:pPr>
+      <w:r>
+        <w:rPr>
+          <w:noProof/>
+        </w:rPr>
+        <w:br w:type="page"/>
+      </w:r>
+    </w:p>
+    <w:p>
+      <w:pPr>
+        <w:pStyle w:val="Ttulo1"/>
+        <w:rPr>
+          <w:noProof/>
+        </w:rPr>
+      </w:pPr>
+      <w:r>
+        <w:rPr>
+          <w:noProof/>
+        </w:rPr>
+        <w:lastRenderedPageBreak/>
+        <w:t>Java Script:</w:t>
+      </w:r>
+    </w:p>
+    <w:p>
+      <w:proofErr w:type="spellStart"/>
+      <w:r>
+        <w:t>Carousel</w:t>
+      </w:r>
+      <w:proofErr w:type="spellEnd"/>
+    </w:p>
+    <w:p>
+      <w:r>
+        <w:t>Esta primera parte de JS, es un c</w:t>
+      </w:r>
+      <w:r>
+        <w:t>arrusel</w:t>
+      </w:r>
+      <w:r>
+        <w:t xml:space="preserve">. Donde va pasando distintas imágenes, en este caso van enseñando 5 imágenes sobre Leganés. Las imágenes cambian </w:t>
+      </w:r>
+      <w:r>
+        <w:t>automáticamente</w:t>
+      </w:r>
+      <w:r>
+        <w:t xml:space="preserve"> cada 5 segundos. Y también tiene unas flechas a los lados para poder avanzar o volver hacia atrás.</w:t>
+      </w:r>
+    </w:p>
+    <w:p/>
+    <w:p>
+      <w:r>
+        <w:t>Filtros</w:t>
+      </w:r>
+    </w:p>
+    <w:p>
+      <w:r>
+        <w:t xml:space="preserve">El primer filtro, nos sirve para poder seleccionar la ciudad que se encuentre en el api. </w:t>
+      </w:r>
+      <w:r>
+        <w:t>Al hacerlo, se muestran únicamente los datos meteorológicos de esa ciudad.</w:t>
+      </w:r>
+    </w:p>
+    <w:p>
+      <w:r>
+        <w:t>El segundo filtro lo que hace, es un filtro por temperatura. Cuando el usuario ingrese la temperatura mínima y la máxima, se le mostrara las temperaturas de distintas ciudades que estén en ese rango.</w:t>
+      </w:r>
+    </w:p>
+    <w:p>
+      <w:r>
+        <w:t xml:space="preserve">El tercer filtro, es un filtro donde el usuario puede seleccionar el tipo de cielo, y poder ver los distintos tipos de cielo que </w:t>
+      </w:r>
+      <w:r>
+        <w:t>puede</w:t>
+      </w:r>
+      <w:r>
+        <w:t xml:space="preserve"> haber</w:t>
+      </w:r>
+      <w:r>
+        <w:t xml:space="preserve"> en las ciudades. También lo que se hace, es que haya una opción donde se pueda ver todos los cielos, y otra donde se vean los cielos que están disponibles durante ese día. </w:t>
+      </w:r>
+    </w:p>
+    <w:p>
+      <w:pPr>
+        <w:rPr>
+          <w:rFonts w:asciiTheme="majorHAnsi" w:eastAsiaTheme="majorEastAsia" w:hAnsiTheme="majorHAnsi" w:cstheme="majorBidi"/>
+          <w:color w:val="2E74B5" w:themeColor="accent1" w:themeShade="BF"/>
+          <w:sz w:val="32"/>
+          <w:szCs w:val="32"/>
+        </w:rPr>
+      </w:pPr>
+      <w:r>
+        <w:br w:type="page"/>
+      </w:r>
+    </w:p>
+    <w:p>
+      <w:pPr>
+        <w:pStyle w:val="Ttulo1"/>
+      </w:pPr>
+      <w:bookmarkStart w:id="3" w:name="_Toc195114937"/>
       <w:r>
         <w:lastRenderedPageBreak/>
         <w:t>Bibliografía:</w:t>
       </w:r>
-      <w:bookmarkEnd w:id="1"/>
+      <w:bookmarkEnd w:id="3"/>
     </w:p>
     <w:sectPr>
-      <w:footerReference w:type="default" r:id="rId8"/>
+      <w:footerReference w:type="default" r:id="rId17"/>
       <w:pgSz w:w="11906" w:h="16838"/>
       <w:pgMar w:top="1417" w:right="1701" w:bottom="1417" w:left="1701" w:header="708" w:footer="708" w:gutter="0"/>
       <w:pgNumType w:start="0"/>
@@ -841,7 +1692,7 @@
 </file>
 
 <file path=word/endnotes.xml><?xml version="1.0" encoding="utf-8"?>
-<w:endnotes xmlns:wpc="http://schemas.microsoft.com/office/word/2010/wordprocessingCanvas" xmlns:cx="http://schemas.microsoft.com/office/drawing/2014/chartex" xmlns:mc="http://schemas.openxmlformats.org/markup-compatibility/2006" xmlns:o="urn:schemas-microsoft-com:office:office" xmlns:r="http://schemas.openxmlformats.org/officeDocument/2006/relationships" xmlns:m="http://schemas.openxmlformats.org/officeDocument/2006/math" xmlns:v="urn:schemas-microsoft-com:vml" xmlns:wp14="http://schemas.microsoft.com/office/word/2010/wordprocessingDrawing" xmlns:wp="http://schemas.openxmlformats.org/drawingml/2006/wordprocessingDrawing" xmlns:w10="urn:schemas-microsoft-com:office:word" xmlns:w="http://schemas.openxmlformats.org/wordprocessingml/2006/main" xmlns:w14="http://schemas.microsoft.com/office/word/2010/wordml" xmlns:w15="http://schemas.microsoft.com/office/word/2012/wordml" xmlns:w16se="http://schemas.microsoft.com/office/word/2015/wordml/symex" xmlns:wpg="http://schemas.microsoft.com/office/word/2010/wordprocessingGroup" xmlns:wpi="http://schemas.microsoft.com/office/word/2010/wordprocessingInk" xmlns:wne="http://schemas.microsoft.com/office/word/2006/wordml" xmlns:wps="http://schemas.microsoft.com/office/word/2010/wordprocessingShape" mc:Ignorable="w14 w15 w16se wp14">
+<w:endnotes xmlns:wpc="http://schemas.microsoft.com/office/word/2010/wordprocessingCanvas" xmlns:cx="http://schemas.microsoft.com/office/drawing/2014/chartex" xmlns:cx1="http://schemas.microsoft.com/office/drawing/2015/9/8/chartex" xmlns:cx2="http://schemas.microsoft.com/office/drawing/2015/10/21/chartex" xmlns:cx3="http://schemas.microsoft.com/office/drawing/2016/5/9/chartex" xmlns:cx4="http://schemas.microsoft.com/office/drawing/2016/5/10/chartex" xmlns:cx5="http://schemas.microsoft.com/office/drawing/2016/5/11/chartex" xmlns:cx6="http://schemas.microsoft.com/office/drawing/2016/5/12/chartex" xmlns:cx7="http://schemas.microsoft.com/office/drawing/2016/5/13/chartex" xmlns:cx8="http://schemas.microsoft.com/office/drawing/2016/5/14/chartex" xmlns:mc="http://schemas.openxmlformats.org/markup-compatibility/2006" xmlns:aink="http://schemas.microsoft.com/office/drawing/2016/ink" xmlns:am3d="http://schemas.microsoft.com/office/drawing/2017/model3d" xmlns:o="urn:schemas-microsoft-com:office:office" xmlns:oel="http://schemas.microsoft.com/office/2019/extlst" xmlns:r="http://schemas.openxmlformats.org/officeDocument/2006/relationships" xmlns:m="http://schemas.openxmlformats.org/officeDocument/2006/math" xmlns:v="urn:schemas-microsoft-com:vml" xmlns:wp14="http://schemas.microsoft.com/office/word/2010/wordprocessingDrawing" xmlns:wp="http://schemas.openxmlformats.org/drawingml/2006/wordprocessingDrawing" xmlns:w10="urn:schemas-microsoft-com:office:word" xmlns:w="http://schemas.openxmlformats.org/wordprocessingml/2006/main" xmlns:w14="http://schemas.microsoft.com/office/word/2010/wordml" xmlns:w15="http://schemas.microsoft.com/office/word/2012/wordml" xmlns:w16cex="http://schemas.microsoft.com/office/word/2018/wordml/cex" xmlns:w16cid="http://schemas.microsoft.com/office/word/2016/wordml/cid" xmlns:w16="http://schemas.microsoft.com/office/word/2018/wordml" xmlns:w16du="http://schemas.microsoft.com/office/word/2023/wordml/word16du" xmlns:w16sdtdh="http://schemas.microsoft.com/office/word/2020/wordml/sdtdatahash" xmlns:w16sdtfl="http://schemas.microsoft.com/office/word/2024/wordml/sdtformatlock" xmlns:w16se="http://schemas.microsoft.com/office/word/2015/wordml/symex" xmlns:wpg="http://schemas.microsoft.com/office/word/2010/wordprocessingGroup" xmlns:wpi="http://schemas.microsoft.com/office/word/2010/wordprocessingInk" xmlns:wne="http://schemas.microsoft.com/office/word/2006/wordml" xmlns:wps="http://schemas.microsoft.com/office/word/2010/wordprocessingShape" mc:Ignorable="w14 w15 w16se w16cid w16 w16cex w16sdtdh w16sdtfl w16du wp14">
   <w:endnote w:type="separator" w:id="-1">
     <w:p>
       <w:pPr>
@@ -866,7 +1717,7 @@
 </file>
 
 <file path=word/footer1.xml><?xml version="1.0" encoding="utf-8"?>
-<w:ftr xmlns:wpc="http://schemas.microsoft.com/office/word/2010/wordprocessingCanvas" xmlns:cx="http://schemas.microsoft.com/office/drawing/2014/chartex" xmlns:mc="http://schemas.openxmlformats.org/markup-compatibility/2006" xmlns:o="urn:schemas-microsoft-com:office:office" xmlns:r="http://schemas.openxmlformats.org/officeDocument/2006/relationships" xmlns:m="http://schemas.openxmlformats.org/officeDocument/2006/math" xmlns:v="urn:schemas-microsoft-com:vml" xmlns:wp14="http://schemas.microsoft.com/office/word/2010/wordprocessingDrawing" xmlns:wp="http://schemas.openxmlformats.org/drawingml/2006/wordprocessingDrawing" xmlns:w10="urn:schemas-microsoft-com:office:word" xmlns:w="http://schemas.openxmlformats.org/wordprocessingml/2006/main" xmlns:w14="http://schemas.microsoft.com/office/word/2010/wordml" xmlns:w15="http://schemas.microsoft.com/office/word/2012/wordml" xmlns:w16se="http://schemas.microsoft.com/office/word/2015/wordml/symex" xmlns:wpg="http://schemas.microsoft.com/office/word/2010/wordprocessingGroup" xmlns:wpi="http://schemas.microsoft.com/office/word/2010/wordprocessingInk" xmlns:wne="http://schemas.microsoft.com/office/word/2006/wordml" xmlns:wps="http://schemas.microsoft.com/office/word/2010/wordprocessingShape" mc:Ignorable="w14 w15 w16se wp14">
+<w:ftr xmlns:wpc="http://schemas.microsoft.com/office/word/2010/wordprocessingCanvas" xmlns:cx="http://schemas.microsoft.com/office/drawing/2014/chartex" xmlns:cx1="http://schemas.microsoft.com/office/drawing/2015/9/8/chartex" xmlns:cx2="http://schemas.microsoft.com/office/drawing/2015/10/21/chartex" xmlns:cx3="http://schemas.microsoft.com/office/drawing/2016/5/9/chartex" xmlns:cx4="http://schemas.microsoft.com/office/drawing/2016/5/10/chartex" xmlns:cx5="http://schemas.microsoft.com/office/drawing/2016/5/11/chartex" xmlns:cx6="http://schemas.microsoft.com/office/drawing/2016/5/12/chartex" xmlns:cx7="http://schemas.microsoft.com/office/drawing/2016/5/13/chartex" xmlns:cx8="http://schemas.microsoft.com/office/drawing/2016/5/14/chartex" xmlns:mc="http://schemas.openxmlformats.org/markup-compatibility/2006" xmlns:aink="http://schemas.microsoft.com/office/drawing/2016/ink" xmlns:am3d="http://schemas.microsoft.com/office/drawing/2017/model3d" xmlns:o="urn:schemas-microsoft-com:office:office" xmlns:oel="http://schemas.microsoft.com/office/2019/extlst" xmlns:r="http://schemas.openxmlformats.org/officeDocument/2006/relationships" xmlns:m="http://schemas.openxmlformats.org/officeDocument/2006/math" xmlns:v="urn:schemas-microsoft-com:vml" xmlns:wp14="http://schemas.microsoft.com/office/word/2010/wordprocessingDrawing" xmlns:wp="http://schemas.openxmlformats.org/drawingml/2006/wordprocessingDrawing" xmlns:w10="urn:schemas-microsoft-com:office:word" xmlns:w="http://schemas.openxmlformats.org/wordprocessingml/2006/main" xmlns:w14="http://schemas.microsoft.com/office/word/2010/wordml" xmlns:w15="http://schemas.microsoft.com/office/word/2012/wordml" xmlns:w16cex="http://schemas.microsoft.com/office/word/2018/wordml/cex" xmlns:w16cid="http://schemas.microsoft.com/office/word/2016/wordml/cid" xmlns:w16="http://schemas.microsoft.com/office/word/2018/wordml" xmlns:w16du="http://schemas.microsoft.com/office/word/2023/wordml/word16du" xmlns:w16sdtdh="http://schemas.microsoft.com/office/word/2020/wordml/sdtdatahash" xmlns:w16sdtfl="http://schemas.microsoft.com/office/word/2024/wordml/sdtformatlock" xmlns:w16se="http://schemas.microsoft.com/office/word/2015/wordml/symex" xmlns:wpg="http://schemas.microsoft.com/office/word/2010/wordprocessingGroup" xmlns:wpi="http://schemas.microsoft.com/office/word/2010/wordprocessingInk" xmlns:wne="http://schemas.microsoft.com/office/word/2006/wordml" xmlns:wps="http://schemas.microsoft.com/office/word/2010/wordprocessingShape" mc:Ignorable="w14 w15 w16se w16cid w16 w16cex w16sdtdh w16sdtfl w16du wp14">
   <w:sdt>
     <w:sdtPr>
       <w:id w:val="1856848470"/>
@@ -888,7 +1739,7 @@
           <mc:AlternateContent>
             <mc:Choice Requires="wps">
               <w:drawing>
-                <wp:anchor distT="0" distB="0" distL="114300" distR="114300" simplePos="0" relativeHeight="251660288" behindDoc="0" locked="0" layoutInCell="1" allowOverlap="1">
+                <wp:anchor distT="0" distB="0" distL="114300" distR="114300" simplePos="0" relativeHeight="251660288" behindDoc="0" locked="0" layoutInCell="1" allowOverlap="1" wp14:anchorId="12EFC9C0" wp14:editId="141B948F">
                   <wp:simplePos x="0" y="0"/>
                   <wp:positionH relativeFrom="margin">
                     <wp:align>center</wp:align>
@@ -975,7 +1826,7 @@
             </mc:Choice>
             <mc:Fallback>
               <w:pict>
-                <v:shapetype id="_x0000_t185" coordsize="21600,21600" o:spt="185" adj="3600" path="m@0,nfqx0@0l0@2qy@0,21600em@1,nfqx21600@0l21600@2qy@1,21600em@0,nsqx0@0l0@2qy@0,21600l@1,21600qx21600@2l21600@0qy@1,xe" filled="f">
+                <v:shapetype w14:anchorId="12EFC9C0" id="_x0000_t185" coordsize="21600,21600" o:spt="185" adj="3600" path="m@0,nfqx0@0l0@2qy@0,21600em@1,nfqx21600@0l21600@2qy@1,21600em@0,nsqx0@0l0@2qy@0,21600l@1,21600qx21600@2l21600@0qy@1,xe" filled="f">
                   <v:formulas>
                     <v:f eqn="val #0"/>
                     <v:f eqn="sum width 0 #0"/>
@@ -993,7 +1844,7 @@
                     <v:h position="#0,topLeft" switch="" xrange="0,10800"/>
                   </v:handles>
                 </v:shapetype>
-                <v:shape id="Corchetes 2" o:spid="_x0000_s1030" type="#_x0000_t185" style="position:absolute;margin-left:0;margin-top:0;width:43.45pt;height:18.8pt;z-index:251660288;visibility:visible;mso-wrap-style:square;mso-width-percent:100;mso-height-percent:0;mso-wrap-distance-left:9pt;mso-wrap-distance-top:0;mso-wrap-distance-right:9pt;mso-wrap-distance-bottom:0;mso-position-horizontal:center;mso-position-horizontal-relative:margin;mso-position-vertical:center;mso-position-vertical-relative:bottom-margin-area;mso-width-percent:100;mso-height-percent:0;mso-width-relative:margin;mso-height-relative:bottom-margin-area;v-text-anchor:top" o:gfxdata="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" filled="t" strokecolor="gray" strokeweight="2.25pt">
+                <v:shape id="Corchetes 2" o:spid="_x0000_s1030" type="#_x0000_t185" style="position:absolute;margin-left:0;margin-top:0;width:43.45pt;height:18.8pt;z-index:251660288;visibility:visible;mso-wrap-style:square;mso-width-percent:100;mso-height-percent:0;mso-wrap-distance-left:9pt;mso-wrap-distance-top:0;mso-wrap-distance-right:9pt;mso-wrap-distance-bottom:0;mso-position-horizontal:center;mso-position-horizontal-relative:margin;mso-position-vertical:center;mso-position-vertical-relative:bottom-margin-area;mso-width-percent:100;mso-height-percent:0;mso-width-relative:margin;mso-height-relative:bottom-margin-area;v-text-anchor:top" o:gfxdata="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" filled="t" strokecolor="gray" strokeweight="2.25pt">
                   <v:textbox inset=",0,,0">
                     <w:txbxContent>
                       <w:p>
@@ -1035,7 +1886,7 @@
           <mc:AlternateContent>
             <mc:Choice Requires="wps">
               <w:drawing>
-                <wp:anchor distT="0" distB="0" distL="114300" distR="114300" simplePos="0" relativeHeight="251659264" behindDoc="0" locked="0" layoutInCell="1" allowOverlap="1">
+                <wp:anchor distT="0" distB="0" distL="114300" distR="114300" simplePos="0" relativeHeight="251659264" behindDoc="0" locked="0" layoutInCell="1" allowOverlap="1" wp14:anchorId="011EE235" wp14:editId="18D8BDD5">
                   <wp:simplePos x="0" y="0"/>
                   <wp:positionH relativeFrom="margin">
                     <wp:align>center</wp:align>
@@ -1114,7 +1965,7 @@
 </file>
 
 <file path=word/footnotes.xml><?xml version="1.0" encoding="utf-8"?>
-<w:footnotes xmlns:wpc="http://schemas.microsoft.com/office/word/2010/wordprocessingCanvas" xmlns:cx="http://schemas.microsoft.com/office/drawing/2014/chartex" xmlns:mc="http://schemas.openxmlformats.org/markup-compatibility/2006" xmlns:o="urn:schemas-microsoft-com:office:office" xmlns:r="http://schemas.openxmlformats.org/officeDocument/2006/relationships" xmlns:m="http://schemas.openxmlformats.org/officeDocument/2006/math" xmlns:v="urn:schemas-microsoft-com:vml" xmlns:wp14="http://schemas.microsoft.com/office/word/2010/wordprocessingDrawing" xmlns:wp="http://schemas.openxmlformats.org/drawingml/2006/wordprocessingDrawing" xmlns:w10="urn:schemas-microsoft-com:office:word" xmlns:w="http://schemas.openxmlformats.org/wordprocessingml/2006/main" xmlns:w14="http://schemas.microsoft.com/office/word/2010/wordml" xmlns:w15="http://schemas.microsoft.com/office/word/2012/wordml" xmlns:w16se="http://schemas.microsoft.com/office/word/2015/wordml/symex" xmlns:wpg="http://schemas.microsoft.com/office/word/2010/wordprocessingGroup" xmlns:wpi="http://schemas.microsoft.com/office/word/2010/wordprocessingInk" xmlns:wne="http://schemas.microsoft.com/office/word/2006/wordml" xmlns:wps="http://schemas.microsoft.com/office/word/2010/wordprocessingShape" mc:Ignorable="w14 w15 w16se wp14">
+<w:footnotes xmlns:wpc="http://schemas.microsoft.com/office/word/2010/wordprocessingCanvas" xmlns:cx="http://schemas.microsoft.com/office/drawing/2014/chartex" xmlns:cx1="http://schemas.microsoft.com/office/drawing/2015/9/8/chartex" xmlns:cx2="http://schemas.microsoft.com/office/drawing/2015/10/21/chartex" xmlns:cx3="http://schemas.microsoft.com/office/drawing/2016/5/9/chartex" xmlns:cx4="http://schemas.microsoft.com/office/drawing/2016/5/10/chartex" xmlns:cx5="http://schemas.microsoft.com/office/drawing/2016/5/11/chartex" xmlns:cx6="http://schemas.microsoft.com/office/drawing/2016/5/12/chartex" xmlns:cx7="http://schemas.microsoft.com/office/drawing/2016/5/13/chartex" xmlns:cx8="http://schemas.microsoft.com/office/drawing/2016/5/14/chartex" xmlns:mc="http://schemas.openxmlformats.org/markup-compatibility/2006" xmlns:aink="http://schemas.microsoft.com/office/drawing/2016/ink" xmlns:am3d="http://schemas.microsoft.com/office/drawing/2017/model3d" xmlns:o="urn:schemas-microsoft-com:office:office" xmlns:oel="http://schemas.microsoft.com/office/2019/extlst" xmlns:r="http://schemas.openxmlformats.org/officeDocument/2006/relationships" xmlns:m="http://schemas.openxmlformats.org/officeDocument/2006/math" xmlns:v="urn:schemas-microsoft-com:vml" xmlns:wp14="http://schemas.microsoft.com/office/word/2010/wordprocessingDrawing" xmlns:wp="http://schemas.openxmlformats.org/drawingml/2006/wordprocessingDrawing" xmlns:w10="urn:schemas-microsoft-com:office:word" xmlns:w="http://schemas.openxmlformats.org/wordprocessingml/2006/main" xmlns:w14="http://schemas.microsoft.com/office/word/2010/wordml" xmlns:w15="http://schemas.microsoft.com/office/word/2012/wordml" xmlns:w16cex="http://schemas.microsoft.com/office/word/2018/wordml/cex" xmlns:w16cid="http://schemas.microsoft.com/office/word/2016/wordml/cid" xmlns:w16="http://schemas.microsoft.com/office/word/2018/wordml" xmlns:w16du="http://schemas.microsoft.com/office/word/2023/wordml/word16du" xmlns:w16sdtdh="http://schemas.microsoft.com/office/word/2020/wordml/sdtdatahash" xmlns:w16sdtfl="http://schemas.microsoft.com/office/word/2024/wordml/sdtformatlock" xmlns:w16se="http://schemas.microsoft.com/office/word/2015/wordml/symex" xmlns:wpg="http://schemas.microsoft.com/office/word/2010/wordprocessingGroup" xmlns:wpi="http://schemas.microsoft.com/office/word/2010/wordprocessingInk" xmlns:wne="http://schemas.microsoft.com/office/word/2006/wordml" xmlns:wps="http://schemas.microsoft.com/office/word/2010/wordprocessingShape" mc:Ignorable="w14 w15 w16se w16cid w16 w16cex w16sdtdh w16sdtfl w16du wp14">
   <w:footnote w:type="separator" w:id="-1">
     <w:p>
       <w:pPr>
@@ -1139,7 +1990,7 @@
 </file>
 
 <file path=word/styles.xml><?xml version="1.0" encoding="utf-8"?>
-<w:styles xmlns:mc="http://schemas.openxmlformats.org/markup-compatibility/2006" xmlns:r="http://schemas.openxmlformats.org/officeDocument/2006/relationships" xmlns:w="http://schemas.openxmlformats.org/wordprocessingml/2006/main" xmlns:w14="http://schemas.microsoft.com/office/word/2010/wordml" xmlns:w15="http://schemas.microsoft.com/office/word/2012/wordml" xmlns:w16se="http://schemas.microsoft.com/office/word/2015/wordml/symex" mc:Ignorable="w14 w15 w16se">
+<w:styles xmlns:mc="http://schemas.openxmlformats.org/markup-compatibility/2006" xmlns:r="http://schemas.openxmlformats.org/officeDocument/2006/relationships" xmlns:w="http://schemas.openxmlformats.org/wordprocessingml/2006/main" xmlns:w14="http://schemas.microsoft.com/office/word/2010/wordml" xmlns:w15="http://schemas.microsoft.com/office/word/2012/wordml" xmlns:w16cex="http://schemas.microsoft.com/office/word/2018/wordml/cex" xmlns:w16cid="http://schemas.microsoft.com/office/word/2016/wordml/cid" xmlns:w16="http://schemas.microsoft.com/office/word/2018/wordml" xmlns:w16du="http://schemas.microsoft.com/office/word/2023/wordml/word16du" xmlns:w16sdtdh="http://schemas.microsoft.com/office/word/2020/wordml/sdtdatahash" xmlns:w16sdtfl="http://schemas.microsoft.com/office/word/2024/wordml/sdtformatlock" xmlns:w16se="http://schemas.microsoft.com/office/word/2015/wordml/symex" mc:Ignorable="w14 w15 w16se w16cid w16 w16cex w16sdtdh w16sdtfl w16du">
   <w:docDefaults>
     <w:rPrDefault>
       <w:rPr>
@@ -1155,7 +2006,7 @@
       </w:pPr>
     </w:pPrDefault>
   </w:docDefaults>
-  <w:latentStyles w:defLockedState="0" w:defUIPriority="99" w:defSemiHidden="0" w:defUnhideWhenUsed="0" w:defQFormat="0" w:count="371">
+  <w:latentStyles w:defLockedState="0" w:defUIPriority="99" w:defSemiHidden="0" w:defUnhideWhenUsed="0" w:defQFormat="0" w:count="376">
     <w:lsdException w:name="Normal" w:uiPriority="0" w:qFormat="1"/>
     <w:lsdException w:name="heading 1" w:uiPriority="9" w:qFormat="1"/>
     <w:lsdException w:name="heading 2" w:semiHidden="1" w:uiPriority="9" w:unhideWhenUsed="1" w:qFormat="1"/>
@@ -1527,6 +2378,11 @@
     <w:lsdException w:name="List Table 5 Dark Accent 6" w:uiPriority="50"/>
     <w:lsdException w:name="List Table 6 Colorful Accent 6" w:uiPriority="51"/>
     <w:lsdException w:name="List Table 7 Colorful Accent 6" w:uiPriority="52"/>
+    <w:lsdException w:name="Mention" w:semiHidden="1" w:unhideWhenUsed="1"/>
+    <w:lsdException w:name="Smart Hyperlink" w:semiHidden="1" w:unhideWhenUsed="1"/>
+    <w:lsdException w:name="Hashtag" w:semiHidden="1" w:unhideWhenUsed="1"/>
+    <w:lsdException w:name="Unresolved Mention" w:semiHidden="1" w:unhideWhenUsed="1"/>
+    <w:lsdException w:name="Smart Link" w:semiHidden="1" w:unhideWhenUsed="1"/>
   </w:latentStyles>
   <w:style w:type="paragraph" w:default="1" w:styleId="Normal">
     <w:name w:val="Normal"/>
@@ -1556,7 +2412,6 @@
   <w:style w:type="character" w:default="1" w:styleId="Fuentedeprrafopredeter">
     <w:name w:val="Default Paragraph Font"/>
     <w:uiPriority w:val="1"/>
-    <w:semiHidden/>
     <w:unhideWhenUsed/>
   </w:style>
   <w:style w:type="table" w:default="1" w:styleId="Tablanormal">
@@ -1968,7 +2823,7 @@
 <CoverPageProperties xmlns="http://schemas.microsoft.com/office/2006/coverPageProps">
   <PublishDate/>
   <Abstract/>
-  <CompanyAddress>Viernes 10 de abril de 2025</CompanyAddress>
+  <CompanyAddress>Jueves 10 de abril de 2025</CompanyAddress>
   <CompanyPhone/>
   <CompanyFax/>
   <CompanyEmail/>
